--- a/Boek 1 - Grondslagen, vraag en aanbod/1.1 Hoofdstuk Economisch denken en rekenen/1.1.1 Schaarste en economisch denken/1.1.1 Schaarste en economisch denken – uitleg vaardigheden.docx
+++ b/Boek 1 - Grondslagen, vraag en aanbod/1.1 Hoofdstuk Economisch denken en rekenen/1.1.1 Schaarste en economisch denken/1.1.1 Schaarste en economisch denken – uitleg vaardigheden.docx
@@ -1825,7 +1825,7 @@
           <wp:inline distT="0" distB="0" distL="0" distR="0">
             <wp:extent cx="4762500" cy="3048000"/>
             <wp:effectExtent t="0" r="0" b="0" l="0"/>
-            <wp:docPr id="1" name="1.1.1_fig_2" descr="asset:1.1.1_fig_2" title="1.1.1_fig_2"/>
+            <wp:docPr id="1" name="1.1.1_fig_3" descr="asset:1.1.1_fig_3" title="1.1.1_fig_3"/>
             <wp:cNvGraphicFramePr>
               <a:graphicFrameLocks xmlns:a="http://schemas.openxmlformats.org/drawingml/2006/main" noChangeAspect="1"/>
             </wp:cNvGraphicFramePr>
@@ -1868,158 +1868,15 @@
     </w:p>
     <w:p>
       <w:pPr>
-        <w:pStyle w:val="Heading2"/>
-        <w:spacing w:after="120" w:before="200"/>
-      </w:pPr>
-      <w:r>
-        <w:rPr>
-          <w:rFonts w:ascii="Arial" w:cs="Arial" w:eastAsia="Arial" w:hAnsi="Arial"/>
-          <w:b/>
-          <w:bCs/>
-          <w:color w:val="1A5276"/>
-          <w:sz w:val="24"/>
-          <w:szCs w:val="24"/>
-        </w:rPr>
-        <w:t xml:space="preserve">Voorbeeld — boer: tarwe of maïs op 10 hectare</w:t>
-      </w:r>
-    </w:p>
-    <w:p>
-      <w:pPr>
-        <w:spacing w:after="120"/>
-      </w:pPr>
-      <w:r>
-        <w:rPr>
-          <w:rFonts w:ascii="Arial" w:cs="Arial" w:eastAsia="Arial" w:hAnsi="Arial"/>
-          <w:color w:val="2D3748"/>
-          <w:sz w:val="22"/>
-          <w:szCs w:val="22"/>
-        </w:rPr>
-        <w:t xml:space="preserve">Een boer heeft 10 hectare land. Hij kan tarwe verbouwen (winst €500 per hectare) of maïs (winst €350 per hectare). Hij kiest voor tarwe. Wat zijn zijn alternatieve kosten?</w:t>
-      </w:r>
-    </w:p>
-    <w:p>
-      <w:pPr>
-        <w:spacing w:after="40"/>
-      </w:pPr>
-    </w:p>
-    <w:p>
-      <w:pPr>
-        <w:spacing w:after="120"/>
-      </w:pPr>
-      <w:r>
-        <w:rPr>
-          <w:rFonts w:ascii="Arial" w:cs="Arial" w:eastAsia="Arial" w:hAnsi="Arial"/>
-          <w:b/>
-          <w:bCs/>
-          <w:color w:val="2D3748"/>
-          <w:sz w:val="22"/>
-          <w:szCs w:val="22"/>
-        </w:rPr>
-        <w:t xml:space="preserve">Stap 1 — Alternatieven: tarwe of maïs (schaars middel: 10 ha land).</w:t>
-      </w:r>
-    </w:p>
-    <w:p>
-      <w:pPr>
-        <w:spacing w:after="120"/>
-      </w:pPr>
-      <w:r>
-        <w:rPr>
-          <w:rFonts w:ascii="Arial" w:cs="Arial" w:eastAsia="Arial" w:hAnsi="Arial"/>
-          <w:b/>
-          <w:bCs/>
-          <w:color w:val="2D3748"/>
-          <w:sz w:val="22"/>
-          <w:szCs w:val="22"/>
-        </w:rPr>
-        <w:t xml:space="preserve">Stap 2 — Opbrengst per alternatief:</w:t>
-      </w:r>
-    </w:p>
-    <w:p>
-      <w:pPr>
-        <w:pStyle w:val="ListParagraph"/>
-        <w:numPr>
-          <w:ilvl w:val="0"/>
-          <w:numId w:val="1"/>
-        </w:numPr>
-        <w:spacing w:after="80"/>
-      </w:pPr>
-      <w:r>
-        <w:rPr>
-          <w:rFonts w:ascii="Arial" w:cs="Arial" w:eastAsia="Arial" w:hAnsi="Arial"/>
-          <w:color w:val="2D3748"/>
-          <w:sz w:val="22"/>
-          <w:szCs w:val="22"/>
-        </w:rPr>
-        <w:t xml:space="preserve">Tarwe: 10 ha × €500 = €5.000</w:t>
-      </w:r>
-    </w:p>
-    <w:p>
-      <w:pPr>
-        <w:pStyle w:val="ListParagraph"/>
-        <w:numPr>
-          <w:ilvl w:val="0"/>
-          <w:numId w:val="1"/>
-        </w:numPr>
-        <w:spacing w:after="80"/>
-      </w:pPr>
-      <w:r>
-        <w:rPr>
-          <w:rFonts w:ascii="Arial" w:cs="Arial" w:eastAsia="Arial" w:hAnsi="Arial"/>
-          <w:color w:val="2D3748"/>
-          <w:sz w:val="22"/>
-          <w:szCs w:val="22"/>
-        </w:rPr>
-        <w:t xml:space="preserve">Maïs: 10 ha × €350 = €3.500</w:t>
-      </w:r>
-    </w:p>
-    <w:p>
-      <w:pPr>
-        <w:spacing w:after="120"/>
-      </w:pPr>
-      <w:r>
-        <w:rPr>
-          <w:rFonts w:ascii="Arial" w:cs="Arial" w:eastAsia="Arial" w:hAnsi="Arial"/>
-          <w:b/>
-          <w:bCs/>
-          <w:color w:val="2D3748"/>
-          <w:sz w:val="22"/>
-          <w:szCs w:val="22"/>
-        </w:rPr>
-        <w:t xml:space="preserve">Stap 3 — Rangschikken: beste niet-gekozen alternatief = maïs met €3.500. Dat zijn de alternatieve kosten.</w:t>
-      </w:r>
-    </w:p>
-    <w:p>
-      <w:pPr>
-        <w:spacing w:after="120"/>
-      </w:pPr>
-      <w:r>
-        <w:rPr>
-          <w:rFonts w:ascii="Arial" w:cs="Arial" w:eastAsia="Arial" w:hAnsi="Arial"/>
-          <w:b/>
-          <w:bCs/>
-          <w:color w:val="2D3748"/>
-          <w:sz w:val="22"/>
-          <w:szCs w:val="22"/>
-        </w:rPr>
-        <w:t xml:space="preserve">Stap 4 — Nettowaarde van de keuze: €5.000 − €3.500 = €1.500 voordeel door voor tarwe te kiezen.</w:t>
-      </w:r>
-    </w:p>
-    <w:p>
-      <w:pPr>
-        <w:spacing w:after="40"/>
-      </w:pPr>
-    </w:p>
-    <w:p>
-      <w:pPr>
         <w:spacing w:after="120" w:before="120"/>
         <w:jc w:val="center"/>
       </w:pPr>
       <w:r>
         <w:drawing>
           <wp:inline distT="0" distB="0" distL="0" distR="0">
-            <wp:extent cx="4953000" cy="3238500"/>
+            <wp:extent cx="4762500" cy="3048000"/>
             <wp:effectExtent t="0" r="0" b="0" l="0"/>
-            <wp:docPr id="1" name="1.1.1_we_1" descr="asset:1.1.1_we_1" title="1.1.1_we_1"/>
+            <wp:docPr id="1" name="1.1.1_fig_2" descr="asset:1.1.1_fig_2" title="1.1.1_fig_2"/>
             <wp:cNvGraphicFramePr>
               <a:graphicFrameLocks xmlns:a="http://schemas.openxmlformats.org/drawingml/2006/main" noChangeAspect="1"/>
             </wp:cNvGraphicFramePr>
@@ -2042,7 +1899,201 @@
                   <pic:spPr bwMode="auto">
                     <a:xfrm>
                       <a:off x="0" y="0"/>
-                      <a:ext cx="4953000" cy="3238500"/>
+                      <a:ext cx="4762500" cy="3048000"/>
+                    </a:xfrm>
+                    <a:prstGeom prst="rect">
+                      <a:avLst/>
+                    </a:prstGeom>
+                  </pic:spPr>
+                </pic:pic>
+              </a:graphicData>
+            </a:graphic>
+          </wp:inline>
+        </w:drawing>
+      </w:r>
+    </w:p>
+    <w:p>
+      <w:pPr>
+        <w:spacing w:after="60"/>
+      </w:pPr>
+    </w:p>
+    <w:p>
+      <w:pPr>
+        <w:pStyle w:val="Heading2"/>
+        <w:spacing w:after="120" w:before="200"/>
+      </w:pPr>
+      <w:r>
+        <w:rPr>
+          <w:rFonts w:ascii="Arial" w:cs="Arial" w:eastAsia="Arial" w:hAnsi="Arial"/>
+          <w:b/>
+          <w:bCs/>
+          <w:color w:val="1A5276"/>
+          <w:sz w:val="24"/>
+          <w:szCs w:val="24"/>
+        </w:rPr>
+        <w:t xml:space="preserve">Voorbeeld — boer: tarwe of maïs op 10 hectare</w:t>
+      </w:r>
+    </w:p>
+    <w:p>
+      <w:pPr>
+        <w:spacing w:after="120"/>
+      </w:pPr>
+      <w:r>
+        <w:rPr>
+          <w:rFonts w:ascii="Arial" w:cs="Arial" w:eastAsia="Arial" w:hAnsi="Arial"/>
+          <w:color w:val="2D3748"/>
+          <w:sz w:val="22"/>
+          <w:szCs w:val="22"/>
+        </w:rPr>
+        <w:t xml:space="preserve">Een boer heeft 10 hectare land. Hij kan tarwe verbouwen (winst €500 per hectare) of maïs (winst €350 per hectare). Hij kiest voor tarwe. Wat zijn zijn alternatieve kosten?</w:t>
+      </w:r>
+    </w:p>
+    <w:p>
+      <w:pPr>
+        <w:spacing w:after="40"/>
+      </w:pPr>
+    </w:p>
+    <w:p>
+      <w:pPr>
+        <w:spacing w:after="120"/>
+      </w:pPr>
+      <w:r>
+        <w:rPr>
+          <w:rFonts w:ascii="Arial" w:cs="Arial" w:eastAsia="Arial" w:hAnsi="Arial"/>
+          <w:b/>
+          <w:bCs/>
+          <w:color w:val="2D3748"/>
+          <w:sz w:val="22"/>
+          <w:szCs w:val="22"/>
+        </w:rPr>
+        <w:t xml:space="preserve">Stap 1 — Alternatieven: tarwe of maïs (schaars middel: 10 ha land).</w:t>
+      </w:r>
+    </w:p>
+    <w:p>
+      <w:pPr>
+        <w:spacing w:after="120"/>
+      </w:pPr>
+      <w:r>
+        <w:rPr>
+          <w:rFonts w:ascii="Arial" w:cs="Arial" w:eastAsia="Arial" w:hAnsi="Arial"/>
+          <w:b/>
+          <w:bCs/>
+          <w:color w:val="2D3748"/>
+          <w:sz w:val="22"/>
+          <w:szCs w:val="22"/>
+        </w:rPr>
+        <w:t xml:space="preserve">Stap 2 — Opbrengst per alternatief:</w:t>
+      </w:r>
+    </w:p>
+    <w:p>
+      <w:pPr>
+        <w:pStyle w:val="ListParagraph"/>
+        <w:numPr>
+          <w:ilvl w:val="0"/>
+          <w:numId w:val="1"/>
+        </w:numPr>
+        <w:spacing w:after="80"/>
+      </w:pPr>
+      <w:r>
+        <w:rPr>
+          <w:rFonts w:ascii="Arial" w:cs="Arial" w:eastAsia="Arial" w:hAnsi="Arial"/>
+          <w:color w:val="2D3748"/>
+          <w:sz w:val="22"/>
+          <w:szCs w:val="22"/>
+        </w:rPr>
+        <w:t xml:space="preserve">Tarwe: 10 ha × €500 = €5.000</w:t>
+      </w:r>
+    </w:p>
+    <w:p>
+      <w:pPr>
+        <w:pStyle w:val="ListParagraph"/>
+        <w:numPr>
+          <w:ilvl w:val="0"/>
+          <w:numId w:val="1"/>
+        </w:numPr>
+        <w:spacing w:after="80"/>
+      </w:pPr>
+      <w:r>
+        <w:rPr>
+          <w:rFonts w:ascii="Arial" w:cs="Arial" w:eastAsia="Arial" w:hAnsi="Arial"/>
+          <w:color w:val="2D3748"/>
+          <w:sz w:val="22"/>
+          <w:szCs w:val="22"/>
+        </w:rPr>
+        <w:t xml:space="preserve">Maïs: 10 ha × €350 = €3.500</w:t>
+      </w:r>
+    </w:p>
+    <w:p>
+      <w:pPr>
+        <w:spacing w:after="120"/>
+      </w:pPr>
+      <w:r>
+        <w:rPr>
+          <w:rFonts w:ascii="Arial" w:cs="Arial" w:eastAsia="Arial" w:hAnsi="Arial"/>
+          <w:b/>
+          <w:bCs/>
+          <w:color w:val="2D3748"/>
+          <w:sz w:val="22"/>
+          <w:szCs w:val="22"/>
+        </w:rPr>
+        <w:t xml:space="preserve">Stap 3 — Rangschikken: beste niet-gekozen alternatief = maïs met €3.500. Dat zijn de alternatieve kosten.</w:t>
+      </w:r>
+    </w:p>
+    <w:p>
+      <w:pPr>
+        <w:spacing w:after="120"/>
+      </w:pPr>
+      <w:r>
+        <w:rPr>
+          <w:rFonts w:ascii="Arial" w:cs="Arial" w:eastAsia="Arial" w:hAnsi="Arial"/>
+          <w:b/>
+          <w:bCs/>
+          <w:color w:val="2D3748"/>
+          <w:sz w:val="22"/>
+          <w:szCs w:val="22"/>
+        </w:rPr>
+        <w:t xml:space="preserve">Stap 4 — Nettowaarde van de keuze: €5.000 − €3.500 = €1.500 voordeel door voor tarwe te kiezen.</w:t>
+      </w:r>
+    </w:p>
+    <w:p>
+      <w:pPr>
+        <w:spacing w:after="40"/>
+      </w:pPr>
+    </w:p>
+    <w:p>
+      <w:pPr>
+        <w:spacing w:after="120" w:before="120"/>
+        <w:jc w:val="center"/>
+      </w:pPr>
+      <w:r>
+        <w:drawing>
+          <wp:inline distT="0" distB="0" distL="0" distR="0">
+            <wp:extent cx="4953000" cy="3143250"/>
+            <wp:effectExtent t="0" r="0" b="0" l="0"/>
+            <wp:docPr id="1" name="1.1.1_we_1" descr="asset:1.1.1_we_1" title="1.1.1_we_1"/>
+            <wp:cNvGraphicFramePr>
+              <a:graphicFrameLocks xmlns:a="http://schemas.openxmlformats.org/drawingml/2006/main" noChangeAspect="1"/>
+            </wp:cNvGraphicFramePr>
+            <a:graphic xmlns:a="http://schemas.openxmlformats.org/drawingml/2006/main">
+              <a:graphicData uri="http://schemas.openxmlformats.org/drawingml/2006/picture">
+                <pic:pic xmlns:pic="http://schemas.openxmlformats.org/drawingml/2006/picture">
+                  <pic:nvPicPr>
+                    <pic:cNvPr id="0" name="" descr=""/>
+                    <pic:cNvPicPr>
+                      <a:picLocks noChangeAspect="1" noChangeArrowheads="1"/>
+                    </pic:cNvPicPr>
+                  </pic:nvPicPr>
+                  <pic:blipFill>
+                    <a:blip r:embed="rId12" cstate="none"/>
+                    <a:srcRect/>
+                    <a:stretch>
+                      <a:fillRect/>
+                    </a:stretch>
+                  </pic:blipFill>
+                  <pic:spPr bwMode="auto">
+                    <a:xfrm>
+                      <a:off x="0" y="0"/>
+                      <a:ext cx="4953000" cy="3143250"/>
                     </a:xfrm>
                     <a:prstGeom prst="rect">
                       <a:avLst/>

--- a/Boek 1 - Grondslagen, vraag en aanbod/1.1 Hoofdstuk Economisch denken en rekenen/1.1.1 Schaarste en economisch denken/1.1.1 Schaarste en economisch denken – uitleg vaardigheden.docx
+++ b/Boek 1 - Grondslagen, vraag en aanbod/1.1 Hoofdstuk Economisch denken en rekenen/1.1.1 Schaarste en economisch denken/1.1.1 Schaarste en economisch denken – uitleg vaardigheden.docx
@@ -832,7 +832,7 @@
           <wp:inline distT="0" distB="0" distL="0" distR="0">
             <wp:extent cx="4762500" cy="3048000"/>
             <wp:effectExtent t="0" r="0" b="0" l="0"/>
-            <wp:docPr id="1" name="1.1.1_fig_1" descr="asset:1.1.1_fig_1" title="1.1.1_fig_1"/>
+            <wp:docPr id="1" name="1.1.1_fig_1" descr="asset-alt:Infographic: brede behoeften-trechter (zakgeld, vrije tijd, ruimte, aandacht) loopt door een schaarste-filter naar een smal keuze-uitstroompunt — illustreert dat behoeften groter zijn dan beschikbare middelen." title="1.1.1_fig_1"/>
             <wp:cNvGraphicFramePr>
               <a:graphicFrameLocks xmlns:a="http://schemas.openxmlformats.org/drawingml/2006/main" noChangeAspect="1"/>
             </wp:cNvGraphicFramePr>
@@ -1825,7 +1825,7 @@
           <wp:inline distT="0" distB="0" distL="0" distR="0">
             <wp:extent cx="4762500" cy="3048000"/>
             <wp:effectExtent t="0" r="0" b="0" l="0"/>
-            <wp:docPr id="1" name="1.1.1_fig_3" descr="asset:1.1.1_fig_3" title="1.1.1_fig_3"/>
+            <wp:docPr id="1" name="1.1.1_fig_3" descr="asset-alt:Flowchart van de vier stappen om alternatieve kosten en nettowaarde te bepalen: (1) alternatieven benoemen, (2) opbrengst per alternatief berekenen, (3) beste niet-gekozen alternatief = alternatieve kosten, (4) nettowaarde = opbrengst gekozen min alternatieve kosten." title="1.1.1_fig_3"/>
             <wp:cNvGraphicFramePr>
               <a:graphicFrameLocks xmlns:a="http://schemas.openxmlformats.org/drawingml/2006/main" noChangeAspect="1"/>
             </wp:cNvGraphicFramePr>
@@ -1876,7 +1876,7 @@
           <wp:inline distT="0" distB="0" distL="0" distR="0">
             <wp:extent cx="4762500" cy="3048000"/>
             <wp:effectExtent t="0" r="0" b="0" l="0"/>
-            <wp:docPr id="1" name="1.1.1_fig_2" descr="asset:1.1.1_fig_2" title="1.1.1_fig_2"/>
+            <wp:docPr id="1" name="1.1.1_fig_2" descr="asset-alt:Keuzediagram met twee alternatieven naast elkaar; de gekozen optie levert de opbrengst, het beste niet-gekozen alternatief wordt aangewezen als de alternatieve kosten." title="1.1.1_fig_2"/>
             <wp:cNvGraphicFramePr>
               <a:graphicFrameLocks xmlns:a="http://schemas.openxmlformats.org/drawingml/2006/main" noChangeAspect="1"/>
             </wp:cNvGraphicFramePr>
@@ -2070,7 +2070,7 @@
           <wp:inline distT="0" distB="0" distL="0" distR="0">
             <wp:extent cx="4953000" cy="3143250"/>
             <wp:effectExtent t="0" r="0" b="0" l="0"/>
-            <wp:docPr id="1" name="1.1.1_we_1" descr="asset:1.1.1_we_1" title="1.1.1_we_1"/>
+            <wp:docPr id="1" name="1.1.1_we_1" descr="asset-alt:Uitgewerkt voorbeeld tarwe versus maïs op 10 hectare: tarwe levert €500 per hectare op (totaal €5.000), maïs €350 per hectare (totaal €3.500); de alternatieve kosten van tarwe kiezen zijn €3.500 en de nettowaarde €1.500." title="1.1.1_we_1"/>
             <wp:cNvGraphicFramePr>
               <a:graphicFrameLocks xmlns:a="http://schemas.openxmlformats.org/drawingml/2006/main" noChangeAspect="1"/>
             </wp:cNvGraphicFramePr>
@@ -3722,41 +3722,5 @@
       <w:szCs w:val="20"/>
     </w:rPr>
   </w:style>
-  <w:style w:type="paragraph" w:styleId="Heading1">
-    <w:name w:val="Heading 1"/>
-    <w:basedOn w:val="Normal"/>
-    <w:next w:val="Normal"/>
-    <w:qFormat/>
-    <w:pPr>
-      <w:spacing w:after="200" w:before="360"/>
-      <w:outlineLvl w:val="0"/>
-    </w:pPr>
-    <w:rPr>
-      <w:rFonts w:ascii="Arial" w:cs="Arial" w:eastAsia="Arial" w:hAnsi="Arial"/>
-      <w:b/>
-      <w:bCs/>
-      <w:color w:val="1E2761"/>
-      <w:sz w:val="30"/>
-      <w:szCs w:val="30"/>
-    </w:rPr>
-  </w:style>
-  <w:style w:type="paragraph" w:styleId="Heading2">
-    <w:name w:val="Heading 2"/>
-    <w:basedOn w:val="Normal"/>
-    <w:next w:val="Normal"/>
-    <w:qFormat/>
-    <w:pPr>
-      <w:spacing w:after="120" w:before="240"/>
-      <w:outlineLvl w:val="1"/>
-    </w:pPr>
-    <w:rPr>
-      <w:rFonts w:ascii="Arial" w:cs="Arial" w:eastAsia="Arial" w:hAnsi="Arial"/>
-      <w:b/>
-      <w:bCs/>
-      <w:color w:val="1A5276"/>
-      <w:sz w:val="24"/>
-      <w:szCs w:val="24"/>
-    </w:rPr>
-  </w:style>
 </w:styles>
 </file>
--- a/Boek 1 - Grondslagen, vraag en aanbod/1.1 Hoofdstuk Economisch denken en rekenen/1.1.1 Schaarste en economisch denken/1.1.1 Schaarste en economisch denken – uitleg vaardigheden.docx
+++ b/Boek 1 - Grondslagen, vraag en aanbod/1.1 Hoofdstuk Economisch denken en rekenen/1.1.1 Schaarste en economisch denken/1.1.1 Schaarste en economisch denken – uitleg vaardigheden.docx
@@ -870,6 +870,22 @@
     </w:p>
     <w:p>
       <w:pPr>
+        <w:spacing w:after="120"/>
+      </w:pPr>
+      <w:r>
+        <w:rPr>
+          <w:rFonts w:ascii="Arial" w:cs="Arial" w:eastAsia="Arial" w:hAnsi="Arial"/>
+          <w:i/>
+          <w:iCs/>
+          <w:color w:val="718096"/>
+          <w:sz w:val="18"/>
+          <w:szCs w:val="18"/>
+        </w:rPr>
+        <w:t xml:space="preserve">Het diagram toont een breder voorbeeld waarin meerdere wensen tegelijk om hetzelfde budget concurreren — schaarste hoeft niet beperkt te blijven tot twee opties. In het werkbeeld hieronder beperken we ons tot een eenvoudige situatie met twee wensen, om de redenering compact te houden.</w:t>
+      </w:r>
+    </w:p>
+    <w:p>
+      <w:pPr>
         <w:spacing w:after="60"/>
       </w:pPr>
     </w:p>
@@ -1696,7 +1712,7 @@
           <w:sz w:val="24"/>
           <w:szCs w:val="24"/>
         </w:rPr>
-        <w:t xml:space="preserve">Hoe werkt het? (4 stappen)</w:t>
+        <w:t xml:space="preserve">Eerst structuur, daarna bedragen</w:t>
       </w:r>
     </w:p>
     <w:p>
@@ -1710,7 +1726,154 @@
           <w:sz w:val="22"/>
           <w:szCs w:val="22"/>
         </w:rPr>
-        <w:t xml:space="preserve">Deze vier stappen komen rechtstreeks uit het vaardighedenregister (unit B02) en zijn de standaardprocedure voor elke alternatieve-kosten-opgave:</w:t>
+        <w:t xml:space="preserve">Veel fouten ontstaan doordat leerlingen te snel naar een bedrag zoeken. Begin eerst met de structuur van de keuze: welk middel is schaars, welke opties zijn er, en wat levert elke optie op? Daarna pas reken je.</w:t>
+      </w:r>
+    </w:p>
+    <w:p>
+      <w:pPr>
+        <w:spacing w:after="40"/>
+      </w:pPr>
+    </w:p>
+    <w:tbl>
+      <w:tblPr>
+        <w:tblW w:type="dxa" w:w="9026"/>
+        <w:tblBorders>
+          <w:top w:val="single" w:color="auto" w:sz="4"/>
+          <w:left w:val="single" w:color="auto" w:sz="4"/>
+          <w:bottom w:val="single" w:color="auto" w:sz="4"/>
+          <w:right w:val="single" w:color="auto" w:sz="4"/>
+          <w:insideH w:val="single" w:color="auto" w:sz="4"/>
+          <w:insideV w:val="single" w:color="auto" w:sz="4"/>
+        </w:tblBorders>
+      </w:tblPr>
+      <w:tblGrid>
+        <w:gridCol w:w="9026"/>
+      </w:tblGrid>
+      <w:tr>
+        <w:tc>
+          <w:tcPr>
+            <w:tcW w:type="dxa" w:w="9026"/>
+            <w:tcBorders>
+              <w:top w:val="single" w:color="CBD5E0" w:sz="1"/>
+              <w:left w:val="single" w:color="1A5276" w:sz="8"/>
+              <w:bottom w:val="single" w:color="CBD5E0" w:sz="1"/>
+              <w:right w:val="single" w:color="CBD5E0" w:sz="1"/>
+            </w:tcBorders>
+            <w:shd w:fill="F7F8FA" w:val="clear"/>
+            <w:tcMar>
+              <w:top w:type="dxa" w:w="120"/>
+              <w:left w:type="dxa" w:w="240"/>
+              <w:bottom w:type="dxa" w:w="120"/>
+              <w:right w:type="dxa" w:w="200"/>
+            </w:tcMar>
+          </w:tcPr>
+          <w:p>
+            <w:pPr>
+              <w:spacing w:after="60"/>
+            </w:pPr>
+            <w:r>
+              <w:rPr>
+                <w:rFonts w:ascii="Consolas" w:cs="Consolas" w:eastAsia="Consolas" w:hAnsi="Consolas"/>
+                <w:color w:val="2D3748"/>
+                <w:sz w:val="22"/>
+                <w:szCs w:val="22"/>
+              </w:rPr>
+              <w:t xml:space="preserve">Maak eerst een keuzekaart:</w:t>
+            </w:r>
+          </w:p>
+          <w:p>
+            <w:pPr>
+              <w:spacing w:after="60"/>
+            </w:pPr>
+            <w:r>
+              <w:rPr>
+                <w:rFonts w:ascii="Consolas" w:cs="Consolas" w:eastAsia="Consolas" w:hAnsi="Consolas"/>
+                <w:color w:val="2D3748"/>
+                <w:sz w:val="22"/>
+                <w:szCs w:val="22"/>
+              </w:rPr>
+              <w:t xml:space="preserve">• Middel:        wat is beperkt? (geld, tijd, hectare …)</w:t>
+            </w:r>
+          </w:p>
+          <w:p>
+            <w:pPr>
+              <w:spacing w:after="60"/>
+            </w:pPr>
+            <w:r>
+              <w:rPr>
+                <w:rFonts w:ascii="Consolas" w:cs="Consolas" w:eastAsia="Consolas" w:hAnsi="Consolas"/>
+                <w:color w:val="2D3748"/>
+                <w:sz w:val="22"/>
+                <w:szCs w:val="22"/>
+              </w:rPr>
+              <w:t xml:space="preserve">• Alternatieven: welke opties sluiten elkaar uit?</w:t>
+            </w:r>
+          </w:p>
+          <w:p>
+            <w:pPr>
+              <w:spacing w:after="60"/>
+            </w:pPr>
+            <w:r>
+              <w:rPr>
+                <w:rFonts w:ascii="Consolas" w:cs="Consolas" w:eastAsia="Consolas" w:hAnsi="Consolas"/>
+                <w:color w:val="2D3748"/>
+                <w:sz w:val="22"/>
+                <w:szCs w:val="22"/>
+              </w:rPr>
+              <w:t xml:space="preserve">• Opbrengst:     wat levert elk alternatief op?</w:t>
+            </w:r>
+          </w:p>
+          <w:p>
+            <w:pPr>
+              <w:spacing w:after="60"/>
+            </w:pPr>
+            <w:r>
+              <w:rPr>
+                <w:rFonts w:ascii="Consolas" w:cs="Consolas" w:eastAsia="Consolas" w:hAnsi="Consolas"/>
+                <w:color w:val="2D3748"/>
+                <w:sz w:val="22"/>
+                <w:szCs w:val="22"/>
+              </w:rPr>
+              <w:t xml:space="preserve">• Keuze:         welk alternatief kies je daadwerkelijk?</w:t>
+            </w:r>
+          </w:p>
+        </w:tc>
+      </w:tr>
+    </w:tbl>
+    <w:p>
+      <w:pPr>
+        <w:spacing w:after="60"/>
+      </w:pPr>
+    </w:p>
+    <w:p>
+      <w:pPr>
+        <w:pStyle w:val="Heading2"/>
+        <w:spacing w:after="120" w:before="200"/>
+      </w:pPr>
+      <w:r>
+        <w:rPr>
+          <w:rFonts w:ascii="Arial" w:cs="Arial" w:eastAsia="Arial" w:hAnsi="Arial"/>
+          <w:b/>
+          <w:bCs/>
+          <w:color w:val="1A5276"/>
+          <w:sz w:val="24"/>
+          <w:szCs w:val="24"/>
+        </w:rPr>
+        <w:t xml:space="preserve">Hoe werkt het? (4 stappen)</w:t>
+      </w:r>
+    </w:p>
+    <w:p>
+      <w:pPr>
+        <w:spacing w:after="120"/>
+      </w:pPr>
+      <w:r>
+        <w:rPr>
+          <w:rFonts w:ascii="Arial" w:cs="Arial" w:eastAsia="Arial" w:hAnsi="Arial"/>
+          <w:color w:val="2D3748"/>
+          <w:sz w:val="22"/>
+          <w:szCs w:val="22"/>
+        </w:rPr>
+        <w:t xml:space="preserve">Met de keuzekaart als basis pas je vervolgens de canonical 4-stappenprocedure toe. Deze stappen komen rechtstreeks uit het vaardighedenregister (unit B02) en zijn de standaardprocedure voor elke alternatieve-kosten-opgave:</w:t>
       </w:r>
     </w:p>
     <w:p>
@@ -2062,6 +2225,388 @@
     </w:p>
     <w:p>
       <w:pPr>
+        <w:spacing w:after="120"/>
+      </w:pPr>
+      <w:r>
+        <w:rPr>
+          <w:rFonts w:ascii="Arial" w:cs="Arial" w:eastAsia="Arial" w:hAnsi="Arial"/>
+          <w:b/>
+          <w:bCs/>
+          <w:color w:val="2D3748"/>
+          <w:sz w:val="22"/>
+          <w:szCs w:val="22"/>
+        </w:rPr>
+        <w:t xml:space="preserve">Berekening op een rij:</w:t>
+      </w:r>
+    </w:p>
+    <w:tbl>
+      <w:tblPr>
+        <w:tblW w:type="dxa" w:w="9026"/>
+        <w:tblBorders>
+          <w:top w:val="single" w:color="auto" w:sz="4"/>
+          <w:left w:val="single" w:color="auto" w:sz="4"/>
+          <w:bottom w:val="single" w:color="auto" w:sz="4"/>
+          <w:right w:val="single" w:color="auto" w:sz="4"/>
+          <w:insideH w:val="single" w:color="auto" w:sz="4"/>
+          <w:insideV w:val="single" w:color="auto" w:sz="4"/>
+        </w:tblBorders>
+      </w:tblPr>
+      <w:tblGrid>
+        <w:gridCol w:w="2527"/>
+        <w:gridCol w:w="6499"/>
+      </w:tblGrid>
+      <w:tr>
+        <w:tc>
+          <w:tcPr>
+            <w:tcW w:type="dxa" w:w="9026"/>
+            <w:gridSpan w:val="2"/>
+            <w:tcBorders>
+              <w:top w:val="single" w:color="1A5276" w:sz="1"/>
+              <w:left w:val="single" w:color="1A5276" w:sz="1"/>
+              <w:bottom w:val="single" w:color="1A5276" w:sz="1"/>
+              <w:right w:val="single" w:color="1A5276" w:sz="1"/>
+            </w:tcBorders>
+            <w:shd w:fill="1A5276" w:val="clear"/>
+            <w:tcMar>
+              <w:top w:type="dxa" w:w="80"/>
+              <w:left w:type="dxa" w:w="140"/>
+              <w:bottom w:type="dxa" w:w="80"/>
+              <w:right w:type="dxa" w:w="140"/>
+            </w:tcMar>
+          </w:tcPr>
+          <w:p>
+            <w:r>
+              <w:rPr>
+                <w:rFonts w:ascii="Arial" w:cs="Arial" w:eastAsia="Arial" w:hAnsi="Arial"/>
+                <w:b/>
+                <w:bCs/>
+                <w:color w:val="FFFFFF"/>
+                <w:sz w:val="22"/>
+                <w:szCs w:val="22"/>
+              </w:rPr>
+              <w:t xml:space="preserve">📋 Samenvatting</w:t>
+            </w:r>
+          </w:p>
+        </w:tc>
+      </w:tr>
+      <w:tr>
+        <w:tc>
+          <w:tcPr>
+            <w:tcW w:type="dxa" w:w="2527"/>
+            <w:tcBorders>
+              <w:top w:val="single" w:color="E2E8F0" w:sz="1"/>
+              <w:left w:val="single" w:color="E2E8F0" w:sz="1"/>
+              <w:bottom w:val="single" w:color="E2E8F0" w:sz="1"/>
+              <w:right w:val="single" w:color="E2E8F0" w:sz="1"/>
+            </w:tcBorders>
+            <w:shd w:fill="F7FAFC" w:val="clear"/>
+            <w:tcMar>
+              <w:top w:type="dxa" w:w="80"/>
+              <w:left w:type="dxa" w:w="140"/>
+              <w:bottom w:type="dxa" w:w="80"/>
+              <w:right w:type="dxa" w:w="140"/>
+            </w:tcMar>
+          </w:tcPr>
+          <w:p>
+            <w:r>
+              <w:rPr>
+                <w:rFonts w:ascii="Arial" w:cs="Arial" w:eastAsia="Arial" w:hAnsi="Arial"/>
+                <w:b/>
+                <w:bCs/>
+                <w:color w:val="1A5276"/>
+                <w:sz w:val="20"/>
+                <w:szCs w:val="20"/>
+              </w:rPr>
+              <w:t xml:space="preserve">Opbrengst tarwe (10 ha)</w:t>
+            </w:r>
+          </w:p>
+        </w:tc>
+        <w:tc>
+          <w:tcPr>
+            <w:tcW w:type="dxa" w:w="6499"/>
+            <w:tcBorders>
+              <w:top w:val="single" w:color="E2E8F0" w:sz="1"/>
+              <w:left w:val="single" w:color="E2E8F0" w:sz="1"/>
+              <w:bottom w:val="single" w:color="E2E8F0" w:sz="1"/>
+              <w:right w:val="single" w:color="E2E8F0" w:sz="1"/>
+            </w:tcBorders>
+            <w:shd w:fill="F7FAFC" w:val="clear"/>
+            <w:tcMar>
+              <w:top w:type="dxa" w:w="80"/>
+              <w:left w:type="dxa" w:w="140"/>
+              <w:bottom w:type="dxa" w:w="80"/>
+              <w:right w:type="dxa" w:w="140"/>
+            </w:tcMar>
+          </w:tcPr>
+          <w:p>
+            <w:r>
+              <w:rPr>
+                <w:rFonts w:ascii="Arial" w:cs="Arial" w:eastAsia="Arial" w:hAnsi="Arial"/>
+                <w:color w:val="2D3748"/>
+                <w:sz w:val="20"/>
+                <w:szCs w:val="20"/>
+              </w:rPr>
+              <w:t xml:space="preserve">10 × €500/ha = €5.000</w:t>
+            </w:r>
+          </w:p>
+        </w:tc>
+      </w:tr>
+      <w:tr>
+        <w:tc>
+          <w:tcPr>
+            <w:tcW w:type="dxa" w:w="2527"/>
+            <w:tcBorders>
+              <w:top w:val="single" w:color="E2E8F0" w:sz="1"/>
+              <w:left w:val="single" w:color="E2E8F0" w:sz="1"/>
+              <w:bottom w:val="single" w:color="E2E8F0" w:sz="1"/>
+              <w:right w:val="single" w:color="E2E8F0" w:sz="1"/>
+            </w:tcBorders>
+            <w:shd w:fill="FFFFFF" w:val="clear"/>
+            <w:tcMar>
+              <w:top w:type="dxa" w:w="80"/>
+              <w:left w:type="dxa" w:w="140"/>
+              <w:bottom w:type="dxa" w:w="80"/>
+              <w:right w:type="dxa" w:w="140"/>
+            </w:tcMar>
+          </w:tcPr>
+          <w:p>
+            <w:r>
+              <w:rPr>
+                <w:rFonts w:ascii="Arial" w:cs="Arial" w:eastAsia="Arial" w:hAnsi="Arial"/>
+                <w:b/>
+                <w:bCs/>
+                <w:color w:val="1A5276"/>
+                <w:sz w:val="20"/>
+                <w:szCs w:val="20"/>
+              </w:rPr>
+              <w:t xml:space="preserve">Opbrengst maïs (10 ha)</w:t>
+            </w:r>
+          </w:p>
+        </w:tc>
+        <w:tc>
+          <w:tcPr>
+            <w:tcW w:type="dxa" w:w="6499"/>
+            <w:tcBorders>
+              <w:top w:val="single" w:color="E2E8F0" w:sz="1"/>
+              <w:left w:val="single" w:color="E2E8F0" w:sz="1"/>
+              <w:bottom w:val="single" w:color="E2E8F0" w:sz="1"/>
+              <w:right w:val="single" w:color="E2E8F0" w:sz="1"/>
+            </w:tcBorders>
+            <w:shd w:fill="FFFFFF" w:val="clear"/>
+            <w:tcMar>
+              <w:top w:type="dxa" w:w="80"/>
+              <w:left w:type="dxa" w:w="140"/>
+              <w:bottom w:type="dxa" w:w="80"/>
+              <w:right w:type="dxa" w:w="140"/>
+            </w:tcMar>
+          </w:tcPr>
+          <w:p>
+            <w:r>
+              <w:rPr>
+                <w:rFonts w:ascii="Arial" w:cs="Arial" w:eastAsia="Arial" w:hAnsi="Arial"/>
+                <w:color w:val="2D3748"/>
+                <w:sz w:val="20"/>
+                <w:szCs w:val="20"/>
+              </w:rPr>
+              <w:t xml:space="preserve">10 × €350/ha = €3.500</w:t>
+            </w:r>
+          </w:p>
+        </w:tc>
+      </w:tr>
+      <w:tr>
+        <w:tc>
+          <w:tcPr>
+            <w:tcW w:type="dxa" w:w="2527"/>
+            <w:tcBorders>
+              <w:top w:val="single" w:color="E2E8F0" w:sz="1"/>
+              <w:left w:val="single" w:color="E2E8F0" w:sz="1"/>
+              <w:bottom w:val="single" w:color="E2E8F0" w:sz="1"/>
+              <w:right w:val="single" w:color="E2E8F0" w:sz="1"/>
+            </w:tcBorders>
+            <w:shd w:fill="F7FAFC" w:val="clear"/>
+            <w:tcMar>
+              <w:top w:type="dxa" w:w="80"/>
+              <w:left w:type="dxa" w:w="140"/>
+              <w:bottom w:type="dxa" w:w="80"/>
+              <w:right w:type="dxa" w:w="140"/>
+            </w:tcMar>
+          </w:tcPr>
+          <w:p>
+            <w:r>
+              <w:rPr>
+                <w:rFonts w:ascii="Arial" w:cs="Arial" w:eastAsia="Arial" w:hAnsi="Arial"/>
+                <w:b/>
+                <w:bCs/>
+                <w:color w:val="1A5276"/>
+                <w:sz w:val="20"/>
+                <w:szCs w:val="20"/>
+              </w:rPr>
+              <w:t xml:space="preserve">Beste niet-gekozen alternatief</w:t>
+            </w:r>
+          </w:p>
+        </w:tc>
+        <w:tc>
+          <w:tcPr>
+            <w:tcW w:type="dxa" w:w="6499"/>
+            <w:tcBorders>
+              <w:top w:val="single" w:color="E2E8F0" w:sz="1"/>
+              <w:left w:val="single" w:color="E2E8F0" w:sz="1"/>
+              <w:bottom w:val="single" w:color="E2E8F0" w:sz="1"/>
+              <w:right w:val="single" w:color="E2E8F0" w:sz="1"/>
+            </w:tcBorders>
+            <w:shd w:fill="F7FAFC" w:val="clear"/>
+            <w:tcMar>
+              <w:top w:type="dxa" w:w="80"/>
+              <w:left w:type="dxa" w:w="140"/>
+              <w:bottom w:type="dxa" w:w="80"/>
+              <w:right w:type="dxa" w:w="140"/>
+            </w:tcMar>
+          </w:tcPr>
+          <w:p>
+            <w:r>
+              <w:rPr>
+                <w:rFonts w:ascii="Arial" w:cs="Arial" w:eastAsia="Arial" w:hAnsi="Arial"/>
+                <w:color w:val="2D3748"/>
+                <w:sz w:val="20"/>
+                <w:szCs w:val="20"/>
+              </w:rPr>
+              <w:t xml:space="preserve">maïs (€3.500)</w:t>
+            </w:r>
+          </w:p>
+        </w:tc>
+      </w:tr>
+      <w:tr>
+        <w:tc>
+          <w:tcPr>
+            <w:tcW w:type="dxa" w:w="2527"/>
+            <w:tcBorders>
+              <w:top w:val="single" w:color="E2E8F0" w:sz="1"/>
+              <w:left w:val="single" w:color="E2E8F0" w:sz="1"/>
+              <w:bottom w:val="single" w:color="E2E8F0" w:sz="1"/>
+              <w:right w:val="single" w:color="E2E8F0" w:sz="1"/>
+            </w:tcBorders>
+            <w:shd w:fill="FFFFFF" w:val="clear"/>
+            <w:tcMar>
+              <w:top w:type="dxa" w:w="80"/>
+              <w:left w:type="dxa" w:w="140"/>
+              <w:bottom w:type="dxa" w:w="80"/>
+              <w:right w:type="dxa" w:w="140"/>
+            </w:tcMar>
+          </w:tcPr>
+          <w:p>
+            <w:r>
+              <w:rPr>
+                <w:rFonts w:ascii="Arial" w:cs="Arial" w:eastAsia="Arial" w:hAnsi="Arial"/>
+                <w:b/>
+                <w:bCs/>
+                <w:color w:val="1A5276"/>
+                <w:sz w:val="20"/>
+                <w:szCs w:val="20"/>
+              </w:rPr>
+              <w:t xml:space="preserve">Alternatieve kosten</w:t>
+            </w:r>
+          </w:p>
+        </w:tc>
+        <w:tc>
+          <w:tcPr>
+            <w:tcW w:type="dxa" w:w="6499"/>
+            <w:tcBorders>
+              <w:top w:val="single" w:color="E2E8F0" w:sz="1"/>
+              <w:left w:val="single" w:color="E2E8F0" w:sz="1"/>
+              <w:bottom w:val="single" w:color="E2E8F0" w:sz="1"/>
+              <w:right w:val="single" w:color="E2E8F0" w:sz="1"/>
+            </w:tcBorders>
+            <w:shd w:fill="FFFFFF" w:val="clear"/>
+            <w:tcMar>
+              <w:top w:type="dxa" w:w="80"/>
+              <w:left w:type="dxa" w:w="140"/>
+              <w:bottom w:type="dxa" w:w="80"/>
+              <w:right w:type="dxa" w:w="140"/>
+            </w:tcMar>
+          </w:tcPr>
+          <w:p>
+            <w:r>
+              <w:rPr>
+                <w:rFonts w:ascii="Arial" w:cs="Arial" w:eastAsia="Arial" w:hAnsi="Arial"/>
+                <w:color w:val="2D3748"/>
+                <w:sz w:val="20"/>
+                <w:szCs w:val="20"/>
+              </w:rPr>
+              <w:t xml:space="preserve">€3.500</w:t>
+            </w:r>
+          </w:p>
+        </w:tc>
+      </w:tr>
+      <w:tr>
+        <w:tc>
+          <w:tcPr>
+            <w:tcW w:type="dxa" w:w="2527"/>
+            <w:tcBorders>
+              <w:top w:val="single" w:color="E2E8F0" w:sz="1"/>
+              <w:left w:val="single" w:color="E2E8F0" w:sz="1"/>
+              <w:bottom w:val="single" w:color="E2E8F0" w:sz="1"/>
+              <w:right w:val="single" w:color="E2E8F0" w:sz="1"/>
+            </w:tcBorders>
+            <w:shd w:fill="F7FAFC" w:val="clear"/>
+            <w:tcMar>
+              <w:top w:type="dxa" w:w="80"/>
+              <w:left w:type="dxa" w:w="140"/>
+              <w:bottom w:type="dxa" w:w="80"/>
+              <w:right w:type="dxa" w:w="140"/>
+            </w:tcMar>
+          </w:tcPr>
+          <w:p>
+            <w:r>
+              <w:rPr>
+                <w:rFonts w:ascii="Arial" w:cs="Arial" w:eastAsia="Arial" w:hAnsi="Arial"/>
+                <w:b/>
+                <w:bCs/>
+                <w:color w:val="1A5276"/>
+                <w:sz w:val="20"/>
+                <w:szCs w:val="20"/>
+              </w:rPr>
+              <w:t xml:space="preserve">Nettowaarde</w:t>
+            </w:r>
+          </w:p>
+        </w:tc>
+        <w:tc>
+          <w:tcPr>
+            <w:tcW w:type="dxa" w:w="6499"/>
+            <w:tcBorders>
+              <w:top w:val="single" w:color="E2E8F0" w:sz="1"/>
+              <w:left w:val="single" w:color="E2E8F0" w:sz="1"/>
+              <w:bottom w:val="single" w:color="E2E8F0" w:sz="1"/>
+              <w:right w:val="single" w:color="E2E8F0" w:sz="1"/>
+            </w:tcBorders>
+            <w:shd w:fill="F7FAFC" w:val="clear"/>
+            <w:tcMar>
+              <w:top w:type="dxa" w:w="80"/>
+              <w:left w:type="dxa" w:w="140"/>
+              <w:bottom w:type="dxa" w:w="80"/>
+              <w:right w:type="dxa" w:w="140"/>
+            </w:tcMar>
+          </w:tcPr>
+          <w:p>
+            <w:r>
+              <w:rPr>
+                <w:rFonts w:ascii="Arial" w:cs="Arial" w:eastAsia="Arial" w:hAnsi="Arial"/>
+                <w:color w:val="2D3748"/>
+                <w:sz w:val="20"/>
+                <w:szCs w:val="20"/>
+              </w:rPr>
+              <w:t xml:space="preserve">€5.000 − €3.500 = €1.500 (voordeel tarwe)</w:t>
+            </w:r>
+          </w:p>
+        </w:tc>
+      </w:tr>
+    </w:tbl>
+    <w:p>
+      <w:pPr>
+        <w:spacing w:after="40"/>
+      </w:pPr>
+    </w:p>
+    <w:p>
+      <w:pPr>
         <w:spacing w:after="120" w:before="120"/>
         <w:jc w:val="center"/>
       </w:pPr>
@@ -2111,6 +2656,42 @@
         <w:spacing w:after="60"/>
       </w:pPr>
     </w:p>
+    <w:p>
+      <w:pPr>
+        <w:pStyle w:val="Heading2"/>
+        <w:spacing w:after="120" w:before="200"/>
+      </w:pPr>
+      <w:r>
+        <w:rPr>
+          <w:rFonts w:ascii="Arial" w:cs="Arial" w:eastAsia="Arial" w:hAnsi="Arial"/>
+          <w:b/>
+          <w:bCs/>
+          <w:color w:val="1A5276"/>
+          <w:sz w:val="24"/>
+          <w:szCs w:val="24"/>
+        </w:rPr>
+        <w:t xml:space="preserve">Pitfall: prijs en kosten uit elkaar houden</w:t>
+      </w:r>
+    </w:p>
+    <w:p>
+      <w:pPr>
+        <w:spacing w:after="120"/>
+      </w:pPr>
+      <w:r>
+        <w:rPr>
+          <w:rFonts w:ascii="Arial" w:cs="Arial" w:eastAsia="Arial" w:hAnsi="Arial"/>
+          <w:color w:val="2D3748"/>
+          <w:sz w:val="22"/>
+          <w:szCs w:val="22"/>
+        </w:rPr>
+        <w:t xml:space="preserve">De prijs die je betaalt en de alternatieve kosten van die keuze zijn twee verschillende dingen. Verwar ze niet.</w:t>
+      </w:r>
+    </w:p>
+    <w:p>
+      <w:pPr>
+        <w:spacing w:after="20"/>
+      </w:pPr>
+    </w:p>
     <w:tbl>
       <w:tblPr>
         <w:tblW w:type="dxa" w:w="9026"/>
@@ -2131,44 +2712,125 @@
           <w:tcPr>
             <w:tcW w:type="dxa" w:w="9026"/>
             <w:tcBorders>
-              <w:top w:val="single" w:color="EBF5FB" w:sz="1"/>
-              <w:left w:val="single" w:color="1A5276" w:sz="12"/>
-              <w:bottom w:val="single" w:color="EBF5FB" w:sz="1"/>
-              <w:right w:val="single" w:color="EBF5FB" w:sz="1"/>
-            </w:tcBorders>
-            <w:shd w:fill="EBF5FB" w:val="clear"/>
+              <w:top w:val="single" w:color="CBD5E0" w:sz="1"/>
+              <w:left w:val="single" w:color="1A5276" w:sz="8"/>
+              <w:bottom w:val="single" w:color="CBD5E0" w:sz="1"/>
+              <w:right w:val="single" w:color="CBD5E0" w:sz="1"/>
+            </w:tcBorders>
+            <w:shd w:fill="F7F8FA" w:val="clear"/>
             <w:tcMar>
               <w:top w:type="dxa" w:w="120"/>
-              <w:left w:type="dxa" w:w="200"/>
+              <w:left w:type="dxa" w:w="240"/>
               <w:bottom w:type="dxa" w:w="120"/>
               <w:right w:type="dxa" w:w="200"/>
             </w:tcMar>
           </w:tcPr>
           <w:p>
-            <w:r>
-              <w:rPr>
-                <w:rFonts w:ascii="Arial" w:cs="Arial" w:eastAsia="Arial" w:hAnsi="Arial"/>
-                <w:b/>
-                <w:bCs/>
-                <w:color w:val="1A5276"/>
-                <w:sz w:val="22"/>
-                <w:szCs w:val="22"/>
-              </w:rPr>
-              <w:t xml:space="preserve">✨ Tip: </w:t>
-            </w:r>
-            <w:r>
-              <w:rPr>
-                <w:rFonts w:ascii="Arial" w:cs="Arial" w:eastAsia="Arial" w:hAnsi="Arial"/>
+            <w:pPr>
+              <w:spacing w:after="60"/>
+            </w:pPr>
+            <w:r>
+              <w:rPr>
+                <w:rFonts w:ascii="Consolas" w:cs="Consolas" w:eastAsia="Consolas" w:hAnsi="Consolas"/>
                 <w:color w:val="2D3748"/>
                 <w:sz w:val="22"/>
                 <w:szCs w:val="22"/>
               </w:rPr>
-              <w:t xml:space="preserve">Alternatieve kosten zijn niet de prijs die je betaalt. Je betaalt €12 voor de bioscoop, maar je alternatieve kosten zijn de waarde van het boek dat je daardoor niet kunt kopen.</w:t>
+              <w:t xml:space="preserve">Prijs:                wat je in geld betaalt voor de gekozen optie</w:t>
+            </w:r>
+          </w:p>
+          <w:p>
+            <w:pPr>
+              <w:spacing w:after="60"/>
+            </w:pPr>
+            <w:r>
+              <w:rPr>
+                <w:rFonts w:ascii="Consolas" w:cs="Consolas" w:eastAsia="Consolas" w:hAnsi="Consolas"/>
+                <w:color w:val="2D3748"/>
+                <w:sz w:val="22"/>
+                <w:szCs w:val="22"/>
+              </w:rPr>
+              <w:t xml:space="preserve">Alternatieve kosten:  de opbrengst van het beste niet-gekozen alternatief</w:t>
             </w:r>
           </w:p>
         </w:tc>
       </w:tr>
     </w:tbl>
+    <w:p>
+      <w:pPr>
+        <w:spacing w:after="20"/>
+      </w:pPr>
+    </w:p>
+    <w:p>
+      <w:pPr>
+        <w:spacing w:after="120"/>
+      </w:pPr>
+      <w:r>
+        <w:rPr>
+          <w:rFonts w:ascii="Arial" w:cs="Arial" w:eastAsia="Arial" w:hAnsi="Arial"/>
+          <w:i/>
+          <w:iCs/>
+          <w:color w:val="2D3748"/>
+          <w:sz w:val="22"/>
+          <w:szCs w:val="22"/>
+        </w:rPr>
+        <w:t xml:space="preserve">Voorbeeld bij Lisa (€20 budget, bioscoop €12 of boek €15):</w:t>
+      </w:r>
+    </w:p>
+    <w:p>
+      <w:pPr>
+        <w:pStyle w:val="ListParagraph"/>
+        <w:numPr>
+          <w:ilvl w:val="0"/>
+          <w:numId w:val="1"/>
+        </w:numPr>
+        <w:spacing w:after="80"/>
+      </w:pPr>
+      <w:r>
+        <w:rPr>
+          <w:rFonts w:ascii="Arial" w:cs="Arial" w:eastAsia="Arial" w:hAnsi="Arial"/>
+          <w:color w:val="2D3748"/>
+          <w:sz w:val="22"/>
+          <w:szCs w:val="22"/>
+        </w:rPr>
+        <w:t xml:space="preserve">Prijs van bioscoop = €12 (dat geef je af aan de kassa).</w:t>
+      </w:r>
+    </w:p>
+    <w:p>
+      <w:pPr>
+        <w:pStyle w:val="ListParagraph"/>
+        <w:numPr>
+          <w:ilvl w:val="0"/>
+          <w:numId w:val="1"/>
+        </w:numPr>
+        <w:spacing w:after="80"/>
+      </w:pPr>
+      <w:r>
+        <w:rPr>
+          <w:rFonts w:ascii="Arial" w:cs="Arial" w:eastAsia="Arial" w:hAnsi="Arial"/>
+          <w:color w:val="2D3748"/>
+          <w:sz w:val="22"/>
+          <w:szCs w:val="22"/>
+        </w:rPr>
+        <w:t xml:space="preserve">Alternatieve kosten van bioscoop = waarde van het boek dat ze daardoor niet kan kopen = €15.</w:t>
+      </w:r>
+    </w:p>
+    <w:p>
+      <w:pPr>
+        <w:spacing w:after="120"/>
+      </w:pPr>
+      <w:r>
+        <w:rPr>
+          <w:rFonts w:ascii="Arial" w:cs="Arial" w:eastAsia="Arial" w:hAnsi="Arial"/>
+          <w:i/>
+          <w:iCs/>
+          <w:color w:val="718096"/>
+          <w:sz w:val="22"/>
+          <w:szCs w:val="22"/>
+        </w:rPr>
+        <w:t xml:space="preserve">De prijs zit in haar portemonnee, de alternatieve kosten in wat ze opgeeft.</w:t>
+      </w:r>
+    </w:p>
     <w:p>
       <w:pPr>
         <w:spacing w:after="60"/>
@@ -2593,7 +3255,7 @@
                 <w:sz w:val="20"/>
                 <w:szCs w:val="20"/>
               </w:rPr>
-              <w:t xml:space="preserve">Rangschik — beste niet-gekozen = alt. kosten</w:t>
+              <w:t xml:space="preserve">Rangschik — beste niet-gekozen = alternatieve kosten</w:t>
             </w:r>
           </w:p>
         </w:tc>
@@ -2655,7 +3317,7 @@
                 <w:sz w:val="20"/>
                 <w:szCs w:val="20"/>
               </w:rPr>
-              <w:t xml:space="preserve">Nettowaarde = opbrengst keuze − alt. kosten</w:t>
+              <w:t xml:space="preserve">Nettowaarde = opbrengst keuze − alternatieve kosten</w:t>
             </w:r>
           </w:p>
         </w:tc>
@@ -2717,7 +3379,7 @@
                 <w:sz w:val="20"/>
                 <w:szCs w:val="20"/>
               </w:rPr>
-              <w:t xml:space="preserve">Alt. kosten ≠ prijs; niet optellen</w:t>
+              <w:t xml:space="preserve">Alternatieve kosten ≠ prijs; niet optellen</w:t>
             </w:r>
           </w:p>
         </w:tc>

--- a/Boek 1 - Grondslagen, vraag en aanbod/1.1 Hoofdstuk Economisch denken en rekenen/1.1.1 Schaarste en economisch denken/1.1.1 Schaarste en economisch denken – uitleg vaardigheden.docx
+++ b/Boek 1 - Grondslagen, vraag en aanbod/1.1 Hoofdstuk Economisch denken en rekenen/1.1.1 Schaarste en economisch denken/1.1.1 Schaarste en economisch denken – uitleg vaardigheden.docx
@@ -1873,7 +1873,7 @@
           <w:sz w:val="22"/>
           <w:szCs w:val="22"/>
         </w:rPr>
-        <w:t xml:space="preserve">Met de keuzekaart als basis pas je vervolgens de canonical 4-stappenprocedure toe. Deze stappen komen rechtstreeks uit het vaardighedenregister (unit B02) en zijn de standaardprocedure voor elke alternatieve-kosten-opgave:</w:t>
+        <w:t xml:space="preserve">Met de keuzekaart als basis pas je vervolgens de vaste 4-stappenprocedure toe. Dit is de standaardaanpak voor elke opgave over alternatieve kosten:</w:t>
       </w:r>
     </w:p>
     <w:p>
@@ -3412,7 +3412,7 @@
                 <w:sz w:val="20"/>
                 <w:szCs w:val="20"/>
               </w:rPr>
-              <w:t xml:space="preserve">Canonical term</w:t>
+              <w:t xml:space="preserve">Vaste term</w:t>
             </w:r>
           </w:p>
         </w:tc>
@@ -3542,7 +3542,7 @@
           <w:sz w:val="22"/>
           <w:szCs w:val="22"/>
         </w:rPr>
-        <w:t xml:space="preserve">Let op deze veelgemaakte fouten bij het leren van deze paragraaf. De eerste twee horen bij schaarste (B01), de laatste twee bij alternatieve kosten (B02).</w:t>
+        <w:t xml:space="preserve">Let op deze veelgemaakte fouten bij het leren van deze paragraaf. De eerste twee horen bij schaarste, de laatste twee bij alternatieve kosten.</w:t>
       </w:r>
     </w:p>
     <w:p>
@@ -3791,7 +3791,7 @@
                 <w:sz w:val="22"/>
                 <w:szCs w:val="22"/>
               </w:rPr>
-              <w:t xml:space="preserve">“Opportunity costs” of “opportuniteitskosten” gebruiken → Vermijd. In Nederlandse economieteksten is de canonical term “alternatieve kosten”.</w:t>
+              <w:t xml:space="preserve">“Opportunity costs” of “opportuniteitskosten” gebruiken → Vermijd. In Nederlandse economieteksten gebruiken we de vaste term “alternatieve kosten”.</w:t>
             </w:r>
           </w:p>
         </w:tc>
@@ -3907,7 +3907,7 @@
           <w:sz w:val="22"/>
           <w:szCs w:val="22"/>
         </w:rPr>
-        <w:t xml:space="preserve">Ik kan de 4-stappenprocedure van B02 toepassen: alternatieven benoemen, opbrengsten berekenen, rangschikken, nettowaarde bepalen.</w:t>
+        <w:t xml:space="preserve">Ik kan de 4-stappenprocedure voor economisch denken toepassen: alternatieven benoemen, opbrengsten berekenen, rangschikken, nettowaarde bepalen.</w:t>
       </w:r>
     </w:p>
     <w:p>
